--- a/docs/overviews/o-statsnotation.docx
+++ b/docs/overviews/o-statsnotation.docx
@@ -34,7 +34,7 @@
         <w:t xml:space="preserve">An overview of some of the notation you may encounter whilst studying statistics.</w:t>
       </w:r>
     </w:p>
-    <w:bookmarkStart w:id="20" w:name="how-to-use"/>
+    <w:bookmarkStart w:id="9" w:name="how-to-use"/>
     <w:p>
       <w:pPr>
         <w:pStyle w:val="Heading1"/>
@@ -139,8 +139,8 @@
         <w:t xml:space="preserve">Set notation</w:t>
       </w:r>
     </w:p>
-    <w:bookmarkEnd w:id="20"/>
-    <w:bookmarkStart w:id="23" w:name="types-of-data"/>
+    <w:bookmarkEnd w:id="9"/>
+    <w:bookmarkStart w:id="12" w:name="types-of-data"/>
     <w:p>
       <w:pPr>
         <w:pStyle w:val="Heading1"/>
@@ -316,7 +316,7 @@
         </w:tc>
       </w:tr>
     </w:tbl>
-    <w:bookmarkStart w:id="21" w:name="types-of-qualitative-data"/>
+    <w:bookmarkStart w:id="10" w:name="types-of-qualitative-data"/>
     <w:p>
       <w:pPr>
         <w:pStyle w:val="Heading2"/>
@@ -476,8 +476,8 @@
         </w:tc>
       </w:tr>
     </w:tbl>
-    <w:bookmarkEnd w:id="21"/>
-    <w:bookmarkStart w:id="22" w:name="types-of-quantitative-data"/>
+    <w:bookmarkEnd w:id="10"/>
+    <w:bookmarkStart w:id="11" w:name="types-of-quantitative-data"/>
     <w:p>
       <w:pPr>
         <w:pStyle w:val="Heading2"/>
@@ -616,9 +616,9 @@
         </w:tc>
       </w:tr>
     </w:tbl>
-    <w:bookmarkEnd w:id="22"/>
-    <w:bookmarkEnd w:id="23"/>
-    <w:bookmarkStart w:id="24" w:name="data-collection"/>
+    <w:bookmarkEnd w:id="11"/>
+    <w:bookmarkEnd w:id="12"/>
+    <w:bookmarkStart w:id="13" w:name="data-collection"/>
     <w:p>
       <w:pPr>
         <w:pStyle w:val="Heading1"/>
@@ -728,8 +728,8 @@
         </w:tc>
       </w:tr>
     </w:tbl>
-    <w:bookmarkEnd w:id="24"/>
-    <w:bookmarkStart w:id="25" w:name="Xd87d40e8565968aa88077a56f9197d334fb727b"/>
+    <w:bookmarkEnd w:id="13"/>
+    <w:bookmarkStart w:id="14" w:name="Xd87d40e8565968aa88077a56f9197d334fb727b"/>
     <w:p>
       <w:pPr>
         <w:pStyle w:val="Heading1"/>
@@ -981,48 +981,50 @@
                       </m:r>
                     </m:sup>
                     <m:e>
-                      <m:sSup>
-                        <m:e>
-                          <m:d>
-                            <m:dPr>
-                              <m:begChr m:val="("/>
-                              <m:sepChr m:val=""/>
-                              <m:endChr m:val=")"/>
-                              <m:grow/>
-                            </m:dPr>
-                            <m:e>
-                              <m:sSub>
-                                <m:e>
-                                  <m:r>
-                                    <m:t>x</m:t>
-                                  </m:r>
-                                </m:e>
-                                <m:sub>
-                                  <m:r>
-                                    <m:t>i</m:t>
-                                  </m:r>
-                                </m:sub>
-                              </m:sSub>
-                              <m:r>
-                                <m:rPr>
-                                  <m:sty m:val="p"/>
-                                </m:rPr>
-                                <m:t>−</m:t>
-                              </m:r>
-                              <m:r>
-                                <m:t>μ</m:t>
-                              </m:r>
-                            </m:e>
-                          </m:d>
-                        </m:e>
-                        <m:sup>
-                          <m:r>
-                            <m:t>2</m:t>
-                          </m:r>
-                        </m:sup>
-                      </m:sSup>
+                      <m:r>
+                        <m:rPr>
+                          <m:sty m:val="p"/>
+                        </m:rPr>
+                        <m:t>(</m:t>
+                      </m:r>
                     </m:e>
                   </m:nary>
+                  <m:sSub>
+                    <m:e>
+                      <m:r>
+                        <m:t>x</m:t>
+                      </m:r>
+                    </m:e>
+                    <m:sub>
+                      <m:r>
+                        <m:t>i</m:t>
+                      </m:r>
+                    </m:sub>
+                  </m:sSub>
+                  <m:r>
+                    <m:rPr>
+                      <m:sty m:val="p"/>
+                    </m:rPr>
+                    <m:t>−</m:t>
+                  </m:r>
+                  <m:r>
+                    <m:t>μ</m:t>
+                  </m:r>
+                  <m:sSup>
+                    <m:e>
+                      <m:r>
+                        <m:rPr>
+                          <m:sty m:val="p"/>
+                        </m:rPr>
+                        <m:t>)</m:t>
+                      </m:r>
+                    </m:e>
+                    <m:sup>
+                      <m:r>
+                        <m:t>2</m:t>
+                      </m:r>
+                    </m:sup>
+                  </m:sSup>
                 </m:num>
                 <m:den>
                   <m:r>
@@ -1091,66 +1093,68 @@
                       </m:r>
                     </m:sup>
                     <m:e>
-                      <m:sSup>
-                        <m:e>
-                          <m:d>
-                            <m:dPr>
-                              <m:begChr m:val="("/>
-                              <m:sepChr m:val=""/>
-                              <m:endChr m:val=")"/>
-                              <m:grow/>
-                            </m:dPr>
-                            <m:e>
-                              <m:sSub>
-                                <m:e>
-                                  <m:r>
-                                    <m:t>x</m:t>
-                                  </m:r>
-                                </m:e>
-                                <m:sub>
-                                  <m:r>
-                                    <m:t>i</m:t>
-                                  </m:r>
-                                </m:sub>
-                              </m:sSub>
-                              <m:r>
-                                <m:rPr>
-                                  <m:sty m:val="p"/>
-                                </m:rPr>
-                                <m:t>−</m:t>
-                              </m:r>
-                              <m:acc>
-                                <m:accPr>
-                                  <m:chr m:val="‾"/>
-                                </m:accPr>
-                                <m:e>
-                                  <m:r>
-                                    <m:t>x</m:t>
-                                  </m:r>
-                                </m:e>
-                              </m:acc>
-                            </m:e>
-                          </m:d>
-                        </m:e>
-                        <m:sup>
-                          <m:r>
-                            <m:t>2</m:t>
-                          </m:r>
-                        </m:sup>
-                      </m:sSup>
+                      <m:r>
+                        <m:rPr>
+                          <m:sty m:val="p"/>
+                        </m:rPr>
+                        <m:t>(</m:t>
+                      </m:r>
                     </m:e>
                   </m:nary>
-                </m:num>
-                <m:den>
-                  <m:r>
-                    <m:t>n</m:t>
-                  </m:r>
+                  <m:sSub>
+                    <m:e>
+                      <m:r>
+                        <m:t>x</m:t>
+                      </m:r>
+                    </m:e>
+                    <m:sub>
+                      <m:r>
+                        <m:t>i</m:t>
+                      </m:r>
+                    </m:sub>
+                  </m:sSub>
                   <m:r>
                     <m:rPr>
                       <m:sty m:val="p"/>
                     </m:rPr>
                     <m:t>−</m:t>
                   </m:r>
+                  <m:acc>
+                    <m:accPr>
+                      <m:chr m:val="‾"/>
+                    </m:accPr>
+                    <m:e>
+                      <m:r>
+                        <m:t>x</m:t>
+                      </m:r>
+                    </m:e>
+                  </m:acc>
+                  <m:sSup>
+                    <m:e>
+                      <m:r>
+                        <m:rPr>
+                          <m:sty m:val="p"/>
+                        </m:rPr>
+                        <m:t>)</m:t>
+                      </m:r>
+                    </m:e>
+                    <m:sup>
+                      <m:r>
+                        <m:t>2</m:t>
+                      </m:r>
+                    </m:sup>
+                  </m:sSup>
+                </m:num>
+                <m:den>
+                  <m:r>
+                    <m:t>n</m:t>
+                  </m:r>
+                  <m:r>
+                    <m:rPr>
+                      <m:sty m:val="p"/>
+                    </m:rPr>
+                    <m:t>−</m:t>
+                  </m:r>
                   <m:r>
                     <m:t>1</m:t>
                   </m:r>
@@ -1161,8 +1165,8 @@
         </w:tc>
       </w:tr>
     </w:tbl>
-    <w:bookmarkEnd w:id="25"/>
-    <w:bookmarkStart w:id="26" w:name="data-analysis"/>
+    <w:bookmarkEnd w:id="14"/>
+    <w:bookmarkStart w:id="15" w:name="data-analysis"/>
     <w:p>
       <w:pPr>
         <w:pStyle w:val="Heading1"/>
@@ -1255,24 +1259,26 @@
             <m:oMath>
               <m:r>
                 <m:rPr>
-                  <m:sty m:val="p"/>
                   <m:scr m:val="double-struck"/>
+                  <m:sty m:val="p"/>
                 </m:rPr>
                 <m:t>E</m:t>
               </m:r>
-              <m:d>
-                <m:dPr>
-                  <m:begChr m:val="["/>
-                  <m:sepChr m:val=""/>
-                  <m:endChr m:val="]"/>
-                  <m:grow/>
-                </m:dPr>
-                <m:e>
-                  <m:r>
-                    <m:t>X</m:t>
-                  </m:r>
-                </m:e>
-              </m:d>
+              <m:r>
+                <m:rPr>
+                  <m:sty m:val="p"/>
+                </m:rPr>
+                <m:t>[</m:t>
+              </m:r>
+              <m:r>
+                <m:t>X</m:t>
+              </m:r>
+              <m:r>
+                <m:rPr>
+                  <m:sty m:val="p"/>
+                </m:rPr>
+                <m:t>]</m:t>
+              </m:r>
               <m:r>
                 <m:rPr>
                   <m:sty m:val="p"/>
@@ -1369,157 +1375,42 @@
                       </m:r>
                     </m:sup>
                     <m:e>
-                      <m:sSup>
-                        <m:e>
-                          <m:d>
-                            <m:dPr>
-                              <m:begChr m:val="("/>
-                              <m:sepChr m:val=""/>
-                              <m:endChr m:val=")"/>
-                              <m:grow/>
-                            </m:dPr>
-                            <m:e>
-                              <m:sSub>
-                                <m:e>
-                                  <m:r>
-                                    <m:t>x</m:t>
-                                  </m:r>
-                                </m:e>
-                                <m:sub>
-                                  <m:r>
-                                    <m:t>i</m:t>
-                                  </m:r>
-                                </m:sub>
-                              </m:sSub>
-                              <m:r>
-                                <m:rPr>
-                                  <m:sty m:val="p"/>
-                                </m:rPr>
-                                <m:t>−</m:t>
-                              </m:r>
-                              <m:r>
-                                <m:t>μ</m:t>
-                              </m:r>
-                            </m:e>
-                          </m:d>
-                        </m:e>
-                        <m:sup>
-                          <m:r>
-                            <m:t>2</m:t>
-                          </m:r>
-                        </m:sup>
-                      </m:sSup>
+                      <m:r>
+                        <m:rPr>
+                          <m:sty m:val="p"/>
+                        </m:rPr>
+                        <m:t>(</m:t>
+                      </m:r>
                     </m:e>
                   </m:nary>
-                </m:num>
-                <m:den>
-                  <m:r>
-                    <m:t>n</m:t>
-                  </m:r>
-                </m:den>
-              </m:f>
-            </m:oMath>
-          </w:p>
-        </w:tc>
-        <w:tc>
-          <w:tcPr/>
-          <w:p>
-            <w:pPr>
-              <w:pStyle w:val="Compact"/>
-              <w:jc w:val="left"/>
-            </w:pPr>
-            <w:r>
-              <w:t xml:space="preserve">The average squared difference from the population mean. It is a measure of the spread of the data.</w:t>
-            </w:r>
-          </w:p>
-        </w:tc>
-      </w:tr>
-      <w:tr>
-        <w:tc>
-          <w:tcPr/>
-          <w:p>
-            <w:pPr>
-              <w:pStyle w:val="Compact"/>
-              <w:jc w:val="left"/>
-            </w:pPr>
-            <w:r>
-              <w:t xml:space="preserve">Sample variance</w:t>
-            </w:r>
-          </w:p>
-        </w:tc>
-        <w:tc>
-          <w:tcPr/>
-          <w:p>
-            <w:pPr>
-              <w:pStyle w:val="Compact"/>
-              <w:jc w:val="left"/>
-            </w:pPr>
-            <m:oMath>
-              <m:sSup>
-                <m:e>
-                  <m:r>
-                    <m:t>s</m:t>
-                  </m:r>
-                </m:e>
-                <m:sup>
-                  <m:r>
-                    <m:t>2</m:t>
-                  </m:r>
-                </m:sup>
-              </m:sSup>
-              <m:r>
-                <m:rPr>
-                  <m:sty m:val="p"/>
-                </m:rPr>
-                <m:t>=</m:t>
-              </m:r>
-              <m:r>
-                <m:t>V</m:t>
-              </m:r>
-              <m:r>
-                <m:t>a</m:t>
-              </m:r>
-              <m:r>
-                <m:t>r</m:t>
-              </m:r>
-              <m:d>
-                <m:dPr>
-                  <m:begChr m:val="("/>
-                  <m:sepChr m:val=""/>
-                  <m:endChr m:val=")"/>
-                  <m:grow/>
-                </m:dPr>
-                <m:e>
-                  <m:r>
-                    <m:t>X</m:t>
-                  </m:r>
-                </m:e>
-              </m:d>
-              <m:r>
-                <m:rPr>
-                  <m:sty m:val="p"/>
-                </m:rPr>
-                <m:t>=</m:t>
-              </m:r>
-              <m:r>
-                <m:rPr>
-                  <m:sty m:val="p"/>
-                  <m:scr m:val="double-struck"/>
-                </m:rPr>
-                <m:t>E</m:t>
-              </m:r>
-              <m:d>
-                <m:dPr>
-                  <m:begChr m:val="("/>
-                  <m:sepChr m:val=""/>
-                  <m:endChr m:val=")"/>
-                  <m:grow/>
-                </m:dPr>
-                <m:e>
+                  <m:sSub>
+                    <m:e>
+                      <m:r>
+                        <m:t>x</m:t>
+                      </m:r>
+                    </m:e>
+                    <m:sub>
+                      <m:r>
+                        <m:t>i</m:t>
+                      </m:r>
+                    </m:sub>
+                  </m:sSub>
+                  <m:r>
+                    <m:rPr>
+                      <m:sty m:val="p"/>
+                    </m:rPr>
+                    <m:t>−</m:t>
+                  </m:r>
+                  <m:r>
+                    <m:t>μ</m:t>
+                  </m:r>
                   <m:sSup>
                     <m:e>
                       <m:r>
-                        <m:t>X</m:t>
+                        <m:rPr>
+                          <m:sty m:val="p"/>
+                        </m:rPr>
+                        <m:t>)</m:t>
                       </m:r>
                     </m:e>
                     <m:sup>
@@ -1528,46 +1419,171 @@
                       </m:r>
                     </m:sup>
                   </m:sSup>
-                </m:e>
-              </m:d>
-              <m:r>
-                <m:rPr>
-                  <m:sty m:val="p"/>
-                </m:rPr>
-                <m:t>−</m:t>
-              </m:r>
+                </m:num>
+                <m:den>
+                  <m:r>
+                    <m:t>n</m:t>
+                  </m:r>
+                </m:den>
+              </m:f>
+            </m:oMath>
+          </w:p>
+        </w:tc>
+        <w:tc>
+          <w:tcPr/>
+          <w:p>
+            <w:pPr>
+              <w:pStyle w:val="Compact"/>
+              <w:jc w:val="left"/>
+            </w:pPr>
+            <w:r>
+              <w:t xml:space="preserve">The average squared difference from the population mean. It is a measure of the spread of the data.</w:t>
+            </w:r>
+          </w:p>
+        </w:tc>
+      </w:tr>
+      <w:tr>
+        <w:tc>
+          <w:tcPr/>
+          <w:p>
+            <w:pPr>
+              <w:pStyle w:val="Compact"/>
+              <w:jc w:val="left"/>
+            </w:pPr>
+            <w:r>
+              <w:t xml:space="preserve">Sample variance</w:t>
+            </w:r>
+          </w:p>
+        </w:tc>
+        <w:tc>
+          <w:tcPr/>
+          <w:p>
+            <w:pPr>
+              <w:pStyle w:val="Compact"/>
+              <w:jc w:val="left"/>
+            </w:pPr>
+            <m:oMath>
               <m:sSup>
                 <m:e>
-                  <m:d>
-                    <m:dPr>
-                      <m:begChr m:val="("/>
-                      <m:sepChr m:val=""/>
-                      <m:endChr m:val=")"/>
-                      <m:grow/>
-                    </m:dPr>
-                    <m:e>
-                      <m:r>
-                        <m:rPr>
-                          <m:sty m:val="p"/>
-                          <m:scr m:val="double-struck"/>
-                        </m:rPr>
-                        <m:t>E</m:t>
-                      </m:r>
-                      <m:d>
-                        <m:dPr>
-                          <m:begChr m:val="("/>
-                          <m:sepChr m:val=""/>
-                          <m:endChr m:val=")"/>
-                          <m:grow/>
-                        </m:dPr>
-                        <m:e>
-                          <m:r>
-                            <m:t>X</m:t>
-                          </m:r>
-                        </m:e>
-                      </m:d>
-                    </m:e>
-                  </m:d>
+                  <m:r>
+                    <m:t>s</m:t>
+                  </m:r>
+                </m:e>
+                <m:sup>
+                  <m:r>
+                    <m:t>2</m:t>
+                  </m:r>
+                </m:sup>
+              </m:sSup>
+              <m:r>
+                <m:rPr>
+                  <m:sty m:val="p"/>
+                </m:rPr>
+                <m:t>=</m:t>
+              </m:r>
+              <m:r>
+                <m:t>V</m:t>
+              </m:r>
+              <m:r>
+                <m:t>a</m:t>
+              </m:r>
+              <m:r>
+                <m:t>r</m:t>
+              </m:r>
+              <m:r>
+                <m:rPr>
+                  <m:sty m:val="p"/>
+                </m:rPr>
+                <m:t>(</m:t>
+              </m:r>
+              <m:r>
+                <m:t>X</m:t>
+              </m:r>
+              <m:r>
+                <m:rPr>
+                  <m:sty m:val="p"/>
+                </m:rPr>
+                <m:t>)</m:t>
+              </m:r>
+              <m:r>
+                <m:rPr>
+                  <m:sty m:val="p"/>
+                </m:rPr>
+                <m:t>=</m:t>
+              </m:r>
+              <m:r>
+                <m:rPr>
+                  <m:scr m:val="double-struck"/>
+                  <m:sty m:val="p"/>
+                </m:rPr>
+                <m:t>E</m:t>
+              </m:r>
+              <m:r>
+                <m:rPr>
+                  <m:sty m:val="p"/>
+                </m:rPr>
+                <m:t>(</m:t>
+              </m:r>
+              <m:sSup>
+                <m:e>
+                  <m:r>
+                    <m:t>X</m:t>
+                  </m:r>
+                </m:e>
+                <m:sup>
+                  <m:r>
+                    <m:t>2</m:t>
+                  </m:r>
+                </m:sup>
+              </m:sSup>
+              <m:r>
+                <m:rPr>
+                  <m:sty m:val="p"/>
+                </m:rPr>
+                <m:t>)</m:t>
+              </m:r>
+              <m:r>
+                <m:rPr>
+                  <m:sty m:val="p"/>
+                </m:rPr>
+                <m:t>−</m:t>
+              </m:r>
+              <m:r>
+                <m:rPr>
+                  <m:sty m:val="p"/>
+                </m:rPr>
+                <m:t>(</m:t>
+              </m:r>
+              <m:r>
+                <m:rPr>
+                  <m:scr m:val="double-struck"/>
+                  <m:sty m:val="p"/>
+                </m:rPr>
+                <m:t>E</m:t>
+              </m:r>
+              <m:r>
+                <m:rPr>
+                  <m:sty m:val="p"/>
+                </m:rPr>
+                <m:t>(</m:t>
+              </m:r>
+              <m:r>
+                <m:t>X</m:t>
+              </m:r>
+              <m:r>
+                <m:rPr>
+                  <m:sty m:val="p"/>
+                </m:rPr>
+                <m:t>)</m:t>
+              </m:r>
+              <m:sSup>
+                <m:e>
+                  <m:r>
+                    <m:rPr>
+                      <m:sty m:val="p"/>
+                    </m:rPr>
+                    <m:t>)</m:t>
+                  </m:r>
                 </m:e>
                 <m:sup>
                   <m:r>
@@ -1613,66 +1629,68 @@
                       </m:r>
                     </m:sup>
                     <m:e>
-                      <m:sSup>
-                        <m:e>
-                          <m:d>
-                            <m:dPr>
-                              <m:begChr m:val="("/>
-                              <m:sepChr m:val=""/>
-                              <m:endChr m:val=")"/>
-                              <m:grow/>
-                            </m:dPr>
-                            <m:e>
-                              <m:sSub>
-                                <m:e>
-                                  <m:r>
-                                    <m:t>x</m:t>
-                                  </m:r>
-                                </m:e>
-                                <m:sub>
-                                  <m:r>
-                                    <m:t>i</m:t>
-                                  </m:r>
-                                </m:sub>
-                              </m:sSub>
-                              <m:r>
-                                <m:rPr>
-                                  <m:sty m:val="p"/>
-                                </m:rPr>
-                                <m:t>−</m:t>
-                              </m:r>
-                              <m:acc>
-                                <m:accPr>
-                                  <m:chr m:val="‾"/>
-                                </m:accPr>
-                                <m:e>
-                                  <m:r>
-                                    <m:t>x</m:t>
-                                  </m:r>
-                                </m:e>
-                              </m:acc>
-                            </m:e>
-                          </m:d>
-                        </m:e>
-                        <m:sup>
-                          <m:r>
-                            <m:t>2</m:t>
-                          </m:r>
-                        </m:sup>
-                      </m:sSup>
+                      <m:r>
+                        <m:rPr>
+                          <m:sty m:val="p"/>
+                        </m:rPr>
+                        <m:t>(</m:t>
+                      </m:r>
                     </m:e>
                   </m:nary>
-                </m:num>
-                <m:den>
-                  <m:r>
-                    <m:t>n</m:t>
-                  </m:r>
+                  <m:sSub>
+                    <m:e>
+                      <m:r>
+                        <m:t>x</m:t>
+                      </m:r>
+                    </m:e>
+                    <m:sub>
+                      <m:r>
+                        <m:t>i</m:t>
+                      </m:r>
+                    </m:sub>
+                  </m:sSub>
                   <m:r>
                     <m:rPr>
                       <m:sty m:val="p"/>
                     </m:rPr>
                     <m:t>−</m:t>
                   </m:r>
+                  <m:acc>
+                    <m:accPr>
+                      <m:chr m:val="‾"/>
+                    </m:accPr>
+                    <m:e>
+                      <m:r>
+                        <m:t>x</m:t>
+                      </m:r>
+                    </m:e>
+                  </m:acc>
+                  <m:sSup>
+                    <m:e>
+                      <m:r>
+                        <m:rPr>
+                          <m:sty m:val="p"/>
+                        </m:rPr>
+                        <m:t>)</m:t>
+                      </m:r>
+                    </m:e>
+                    <m:sup>
+                      <m:r>
+                        <m:t>2</m:t>
+                      </m:r>
+                    </m:sup>
+                  </m:sSup>
+                </m:num>
+                <m:den>
+                  <m:r>
+                    <m:t>n</m:t>
+                  </m:r>
+                  <m:r>
+                    <m:rPr>
+                      <m:sty m:val="p"/>
+                    </m:rPr>
+                    <m:t>−</m:t>
+                  </m:r>
                   <m:r>
                     <m:t>1</m:t>
                   </m:r>
@@ -1733,28 +1751,30 @@
                 </m:rPr>
                 <m:t>v</m:t>
               </m:r>
-              <m:d>
-                <m:dPr>
-                  <m:begChr m:val="("/>
-                  <m:sepChr m:val=""/>
-                  <m:endChr m:val=")"/>
-                  <m:grow/>
-                </m:dPr>
-                <m:e>
-                  <m:r>
-                    <m:t>X</m:t>
-                  </m:r>
-                  <m:r>
-                    <m:rPr>
-                      <m:sty m:val="p"/>
-                    </m:rPr>
-                    <m:t>,</m:t>
-                  </m:r>
-                  <m:r>
-                    <m:t>Y</m:t>
-                  </m:r>
-                </m:e>
-              </m:d>
+              <m:r>
+                <m:rPr>
+                  <m:sty m:val="p"/>
+                </m:rPr>
+                <m:t>(</m:t>
+              </m:r>
+              <m:r>
+                <m:t>X</m:t>
+              </m:r>
+              <m:r>
+                <m:rPr>
+                  <m:sty m:val="p"/>
+                </m:rPr>
+                <m:t>,</m:t>
+              </m:r>
+              <m:r>
+                <m:t>Y</m:t>
+              </m:r>
+              <m:r>
+                <m:rPr>
+                  <m:sty m:val="p"/>
+                </m:rPr>
+                <m:t>)</m:t>
+              </m:r>
               <m:r>
                 <m:rPr>
                   <m:sty m:val="p"/>
@@ -1793,88 +1813,92 @@
                       </m:r>
                     </m:sup>
                     <m:e>
-                      <m:d>
-                        <m:dPr>
-                          <m:begChr m:val="("/>
-                          <m:sepChr m:val=""/>
-                          <m:endChr m:val=")"/>
-                          <m:grow/>
-                        </m:dPr>
-                        <m:e>
-                          <m:sSub>
-                            <m:e>
-                              <m:r>
-                                <m:t>x</m:t>
-                              </m:r>
-                            </m:e>
-                            <m:sub>
-                              <m:r>
-                                <m:t>i</m:t>
-                              </m:r>
-                            </m:sub>
-                          </m:sSub>
-                          <m:r>
-                            <m:rPr>
-                              <m:sty m:val="p"/>
-                            </m:rPr>
-                            <m:t>−</m:t>
-                          </m:r>
-                          <m:sSub>
-                            <m:e>
-                              <m:r>
-                                <m:t>μ</m:t>
-                              </m:r>
-                            </m:e>
-                            <m:sub>
-                              <m:r>
-                                <m:t>X</m:t>
-                              </m:r>
-                            </m:sub>
-                          </m:sSub>
-                        </m:e>
-                      </m:d>
-                    </m:e>
-                  </m:nary>
-                  <m:d>
-                    <m:dPr>
-                      <m:begChr m:val="("/>
-                      <m:sepChr m:val=""/>
-                      <m:endChr m:val=")"/>
-                      <m:grow/>
-                    </m:dPr>
-                    <m:e>
-                      <m:sSub>
-                        <m:e>
-                          <m:r>
-                            <m:t>y</m:t>
-                          </m:r>
-                        </m:e>
-                        <m:sub>
-                          <m:r>
-                            <m:t>i</m:t>
-                          </m:r>
-                        </m:sub>
-                      </m:sSub>
                       <m:r>
                         <m:rPr>
                           <m:sty m:val="p"/>
                         </m:rPr>
-                        <m:t>−</m:t>
+                        <m:t>(</m:t>
                       </m:r>
-                      <m:sSub>
-                        <m:e>
-                          <m:r>
-                            <m:t>μ</m:t>
-                          </m:r>
-                        </m:e>
-                        <m:sub>
-                          <m:r>
-                            <m:t>Y</m:t>
-                          </m:r>
-                        </m:sub>
-                      </m:sSub>
                     </m:e>
-                  </m:d>
+                  </m:nary>
+                  <m:sSub>
+                    <m:e>
+                      <m:r>
+                        <m:t>x</m:t>
+                      </m:r>
+                    </m:e>
+                    <m:sub>
+                      <m:r>
+                        <m:t>i</m:t>
+                      </m:r>
+                    </m:sub>
+                  </m:sSub>
+                  <m:r>
+                    <m:rPr>
+                      <m:sty m:val="p"/>
+                    </m:rPr>
+                    <m:t>−</m:t>
+                  </m:r>
+                  <m:sSub>
+                    <m:e>
+                      <m:r>
+                        <m:t>μ</m:t>
+                      </m:r>
+                    </m:e>
+                    <m:sub>
+                      <m:r>
+                        <m:t>X</m:t>
+                      </m:r>
+                    </m:sub>
+                  </m:sSub>
+                  <m:r>
+                    <m:rPr>
+                      <m:sty m:val="p"/>
+                    </m:rPr>
+                    <m:t>)</m:t>
+                  </m:r>
+                  <m:r>
+                    <m:rPr>
+                      <m:sty m:val="p"/>
+                    </m:rPr>
+                    <m:t>(</m:t>
+                  </m:r>
+                  <m:sSub>
+                    <m:e>
+                      <m:r>
+                        <m:t>y</m:t>
+                      </m:r>
+                    </m:e>
+                    <m:sub>
+                      <m:r>
+                        <m:t>i</m:t>
+                      </m:r>
+                    </m:sub>
+                  </m:sSub>
+                  <m:r>
+                    <m:rPr>
+                      <m:sty m:val="p"/>
+                    </m:rPr>
+                    <m:t>−</m:t>
+                  </m:r>
+                  <m:sSub>
+                    <m:e>
+                      <m:r>
+                        <m:t>μ</m:t>
+                      </m:r>
+                    </m:e>
+                    <m:sub>
+                      <m:r>
+                        <m:t>Y</m:t>
+                      </m:r>
+                    </m:sub>
+                  </m:sSub>
+                  <m:r>
+                    <m:rPr>
+                      <m:sty m:val="p"/>
+                    </m:rPr>
+                    <m:t>)</m:t>
+                  </m:r>
                 </m:num>
                 <m:den>
                   <m:r>
@@ -1937,28 +1961,30 @@
                 </m:rPr>
                 <m:t>v</m:t>
               </m:r>
-              <m:d>
-                <m:dPr>
-                  <m:begChr m:val="("/>
-                  <m:sepChr m:val=""/>
-                  <m:endChr m:val=")"/>
-                  <m:grow/>
-                </m:dPr>
-                <m:e>
-                  <m:r>
-                    <m:t>X</m:t>
-                  </m:r>
-                  <m:r>
-                    <m:rPr>
-                      <m:sty m:val="p"/>
-                    </m:rPr>
-                    <m:t>,</m:t>
-                  </m:r>
-                  <m:r>
-                    <m:t>Y</m:t>
-                  </m:r>
-                </m:e>
-              </m:d>
+              <m:r>
+                <m:rPr>
+                  <m:sty m:val="p"/>
+                </m:rPr>
+                <m:t>(</m:t>
+              </m:r>
+              <m:r>
+                <m:t>X</m:t>
+              </m:r>
+              <m:r>
+                <m:rPr>
+                  <m:sty m:val="p"/>
+                </m:rPr>
+                <m:t>,</m:t>
+              </m:r>
+              <m:r>
+                <m:t>Y</m:t>
+              </m:r>
+              <m:r>
+                <m:rPr>
+                  <m:sty m:val="p"/>
+                </m:rPr>
+                <m:t>)</m:t>
+              </m:r>
               <m:r>
                 <m:rPr>
                   <m:sty m:val="p"/>
@@ -1997,84 +2023,88 @@
                       </m:r>
                     </m:sup>
                     <m:e>
-                      <m:d>
-                        <m:dPr>
-                          <m:begChr m:val="("/>
-                          <m:sepChr m:val=""/>
-                          <m:endChr m:val=")"/>
-                          <m:grow/>
-                        </m:dPr>
-                        <m:e>
-                          <m:sSub>
-                            <m:e>
-                              <m:r>
-                                <m:t>x</m:t>
-                              </m:r>
-                            </m:e>
-                            <m:sub>
-                              <m:r>
-                                <m:t>i</m:t>
-                              </m:r>
-                            </m:sub>
-                          </m:sSub>
-                          <m:r>
-                            <m:rPr>
-                              <m:sty m:val="p"/>
-                            </m:rPr>
-                            <m:t>−</m:t>
-                          </m:r>
-                          <m:acc>
-                            <m:accPr>
-                              <m:chr m:val="‾"/>
-                            </m:accPr>
-                            <m:e>
-                              <m:r>
-                                <m:t>X</m:t>
-                              </m:r>
-                            </m:e>
-                          </m:acc>
-                        </m:e>
-                      </m:d>
-                    </m:e>
-                  </m:nary>
-                  <m:d>
-                    <m:dPr>
-                      <m:begChr m:val="("/>
-                      <m:sepChr m:val=""/>
-                      <m:endChr m:val=")"/>
-                      <m:grow/>
-                    </m:dPr>
-                    <m:e>
-                      <m:sSub>
-                        <m:e>
-                          <m:r>
-                            <m:t>y</m:t>
-                          </m:r>
-                        </m:e>
-                        <m:sub>
-                          <m:r>
-                            <m:t>i</m:t>
-                          </m:r>
-                        </m:sub>
-                      </m:sSub>
                       <m:r>
                         <m:rPr>
                           <m:sty m:val="p"/>
                         </m:rPr>
-                        <m:t>−</m:t>
+                        <m:t>(</m:t>
                       </m:r>
-                      <m:acc>
-                        <m:accPr>
-                          <m:chr m:val="‾"/>
-                        </m:accPr>
-                        <m:e>
-                          <m:r>
-                            <m:t>Y</m:t>
-                          </m:r>
-                        </m:e>
-                      </m:acc>
                     </m:e>
-                  </m:d>
+                  </m:nary>
+                  <m:sSub>
+                    <m:e>
+                      <m:r>
+                        <m:t>x</m:t>
+                      </m:r>
+                    </m:e>
+                    <m:sub>
+                      <m:r>
+                        <m:t>i</m:t>
+                      </m:r>
+                    </m:sub>
+                  </m:sSub>
+                  <m:r>
+                    <m:rPr>
+                      <m:sty m:val="p"/>
+                    </m:rPr>
+                    <m:t>−</m:t>
+                  </m:r>
+                  <m:acc>
+                    <m:accPr>
+                      <m:chr m:val="‾"/>
+                    </m:accPr>
+                    <m:e>
+                      <m:r>
+                        <m:t>X</m:t>
+                      </m:r>
+                    </m:e>
+                  </m:acc>
+                  <m:r>
+                    <m:rPr>
+                      <m:sty m:val="p"/>
+                    </m:rPr>
+                    <m:t>)</m:t>
+                  </m:r>
+                  <m:r>
+                    <m:rPr>
+                      <m:sty m:val="p"/>
+                    </m:rPr>
+                    <m:t>(</m:t>
+                  </m:r>
+                  <m:sSub>
+                    <m:e>
+                      <m:r>
+                        <m:t>y</m:t>
+                      </m:r>
+                    </m:e>
+                    <m:sub>
+                      <m:r>
+                        <m:t>i</m:t>
+                      </m:r>
+                    </m:sub>
+                  </m:sSub>
+                  <m:r>
+                    <m:rPr>
+                      <m:sty m:val="p"/>
+                    </m:rPr>
+                    <m:t>−</m:t>
+                  </m:r>
+                  <m:acc>
+                    <m:accPr>
+                      <m:chr m:val="‾"/>
+                    </m:accPr>
+                    <m:e>
+                      <m:r>
+                        <m:t>Y</m:t>
+                      </m:r>
+                    </m:e>
+                  </m:acc>
+                  <m:r>
+                    <m:rPr>
+                      <m:sty m:val="p"/>
+                    </m:rPr>
+                    <m:t>)</m:t>
+                  </m:r>
                 </m:num>
                 <m:den>
                   <m:r>
@@ -2179,55 +2209,57 @@
                   </m:r>
                 </m:sup>
                 <m:e>
-                  <m:sSup>
-                    <m:e>
-                      <m:d>
-                        <m:dPr>
-                          <m:begChr m:val="("/>
-                          <m:sepChr m:val=""/>
-                          <m:endChr m:val=")"/>
-                          <m:grow/>
-                        </m:dPr>
-                        <m:e>
-                          <m:sSub>
-                            <m:e>
-                              <m:r>
-                                <m:t>x</m:t>
-                              </m:r>
-                            </m:e>
-                            <m:sub>
-                              <m:r>
-                                <m:t>i</m:t>
-                              </m:r>
-                            </m:sub>
-                          </m:sSub>
-                          <m:r>
-                            <m:rPr>
-                              <m:sty m:val="p"/>
-                            </m:rPr>
-                            <m:t>−</m:t>
-                          </m:r>
-                          <m:acc>
-                            <m:accPr>
-                              <m:chr m:val="‾"/>
-                            </m:accPr>
-                            <m:e>
-                              <m:r>
-                                <m:t>x</m:t>
-                              </m:r>
-                            </m:e>
-                          </m:acc>
-                        </m:e>
-                      </m:d>
-                    </m:e>
-                    <m:sup>
-                      <m:r>
-                        <m:t>2</m:t>
-                      </m:r>
-                    </m:sup>
-                  </m:sSup>
+                  <m:r>
+                    <m:rPr>
+                      <m:sty m:val="p"/>
+                    </m:rPr>
+                    <m:t>(</m:t>
+                  </m:r>
                 </m:e>
               </m:nary>
+              <m:sSub>
+                <m:e>
+                  <m:r>
+                    <m:t>x</m:t>
+                  </m:r>
+                </m:e>
+                <m:sub>
+                  <m:r>
+                    <m:t>i</m:t>
+                  </m:r>
+                </m:sub>
+              </m:sSub>
+              <m:r>
+                <m:rPr>
+                  <m:sty m:val="p"/>
+                </m:rPr>
+                <m:t>−</m:t>
+              </m:r>
+              <m:acc>
+                <m:accPr>
+                  <m:chr m:val="‾"/>
+                </m:accPr>
+                <m:e>
+                  <m:r>
+                    <m:t>x</m:t>
+                  </m:r>
+                </m:e>
+              </m:acc>
+              <m:sSup>
+                <m:e>
+                  <m:r>
+                    <m:rPr>
+                      <m:sty m:val="p"/>
+                    </m:rPr>
+                    <m:t>)</m:t>
+                  </m:r>
+                </m:e>
+                <m:sup>
+                  <m:r>
+                    <m:t>2</m:t>
+                  </m:r>
+                </m:sup>
+              </m:sSup>
             </m:oMath>
           </w:p>
         </w:tc>
@@ -2304,24 +2336,26 @@
             <m:oMath>
               <m:r>
                 <m:rPr>
-                  <m:sty m:val="p"/>
                   <m:scr m:val="double-struck"/>
+                  <m:sty m:val="p"/>
                 </m:rPr>
                 <m:t>E</m:t>
               </m:r>
-              <m:d>
-                <m:dPr>
-                  <m:begChr m:val="["/>
-                  <m:sepChr m:val=""/>
-                  <m:endChr m:val="]"/>
-                  <m:grow/>
-                </m:dPr>
-                <m:e>
-                  <m:r>
-                    <m:t>X</m:t>
-                  </m:r>
-                </m:e>
-              </m:d>
+              <m:r>
+                <m:rPr>
+                  <m:sty m:val="p"/>
+                </m:rPr>
+                <m:t>[</m:t>
+              </m:r>
+              <m:r>
+                <m:t>X</m:t>
+              </m:r>
+              <m:r>
+                <m:rPr>
+                  <m:sty m:val="p"/>
+                </m:rPr>
+                <m:t>]</m:t>
+              </m:r>
               <m:r>
                 <m:rPr>
                   <m:sty m:val="p"/>
@@ -2372,37 +2406,39 @@
               <m:r>
                 <m:t>P</m:t>
               </m:r>
-              <m:d>
-                <m:dPr>
-                  <m:begChr m:val="("/>
-                  <m:sepChr m:val=""/>
-                  <m:endChr m:val=")"/>
-                  <m:grow/>
-                </m:dPr>
+              <m:r>
+                <m:rPr>
+                  <m:sty m:val="p"/>
+                </m:rPr>
+                <m:t>(</m:t>
+              </m:r>
+              <m:r>
+                <m:t>X</m:t>
+              </m:r>
+              <m:r>
+                <m:rPr>
+                  <m:sty m:val="p"/>
+                </m:rPr>
+                <m:t>=</m:t>
+              </m:r>
+              <m:sSub>
                 <m:e>
                   <m:r>
-                    <m:t>X</m:t>
-                  </m:r>
-                  <m:r>
-                    <m:rPr>
-                      <m:sty m:val="p"/>
-                    </m:rPr>
-                    <m:t>=</m:t>
-                  </m:r>
-                  <m:sSub>
-                    <m:e>
-                      <m:r>
-                        <m:t>x</m:t>
-                      </m:r>
-                    </m:e>
-                    <m:sub>
-                      <m:r>
-                        <m:t>i</m:t>
-                      </m:r>
-                    </m:sub>
-                  </m:sSub>
+                    <m:t>x</m:t>
+                  </m:r>
                 </m:e>
-              </m:d>
+                <m:sub>
+                  <m:r>
+                    <m:t>i</m:t>
+                  </m:r>
+                </m:sub>
+              </m:sSub>
+              <m:r>
+                <m:rPr>
+                  <m:sty m:val="p"/>
+                </m:rPr>
+                <m:t>)</m:t>
+              </m:r>
             </m:oMath>
           </w:p>
         </w:tc>
@@ -2430,24 +2466,26 @@
             <m:oMath>
               <m:r>
                 <m:rPr>
-                  <m:sty m:val="p"/>
                   <m:scr m:val="double-struck"/>
+                  <m:sty m:val="p"/>
                 </m:rPr>
                 <m:t>E</m:t>
               </m:r>
-              <m:d>
-                <m:dPr>
-                  <m:begChr m:val="["/>
-                  <m:sepChr m:val=""/>
-                  <m:endChr m:val="]"/>
-                  <m:grow/>
-                </m:dPr>
-                <m:e>
-                  <m:r>
-                    <m:t>X</m:t>
-                  </m:r>
-                </m:e>
-              </m:d>
+              <m:r>
+                <m:rPr>
+                  <m:sty m:val="p"/>
+                </m:rPr>
+                <m:t>[</m:t>
+              </m:r>
+              <m:r>
+                <m:t>X</m:t>
+              </m:r>
+              <m:r>
+                <m:rPr>
+                  <m:sty m:val="p"/>
+                </m:rPr>
+                <m:t>]</m:t>
+              </m:r>
               <m:r>
                 <m:rPr>
                   <m:sty m:val="p"/>
@@ -2492,19 +2530,21 @@
               <m:r>
                 <m:t>f</m:t>
               </m:r>
-              <m:d>
-                <m:dPr>
-                  <m:begChr m:val="("/>
-                  <m:sepChr m:val=""/>
-                  <m:endChr m:val=")"/>
-                  <m:grow/>
-                </m:dPr>
-                <m:e>
-                  <m:r>
-                    <m:t>x</m:t>
-                  </m:r>
-                </m:e>
-              </m:d>
+              <m:r>
+                <m:rPr>
+                  <m:sty m:val="p"/>
+                </m:rPr>
+                <m:t>(</m:t>
+              </m:r>
+              <m:r>
+                <m:t>x</m:t>
+              </m:r>
+              <m:r>
+                <m:rPr>
+                  <m:sty m:val="p"/>
+                </m:rPr>
+                <m:t>)</m:t>
+              </m:r>
               <m:r>
                 <m:t> </m:t>
               </m:r>
@@ -2531,8 +2571,8 @@
         </w:tc>
       </w:tr>
     </w:tbl>
-    <w:bookmarkEnd w:id="26"/>
-    <w:bookmarkStart w:id="27" w:name="probability"/>
+    <w:bookmarkEnd w:id="15"/>
+    <w:bookmarkStart w:id="16" w:name="probability"/>
     <w:p>
       <w:pPr>
         <w:pStyle w:val="Heading1"/>
@@ -2741,33 +2781,35 @@
             <m:oMath>
               <m:r>
                 <m:rPr>
-                  <m:sty m:val="p"/>
                   <m:scr m:val="double-struck"/>
+                  <m:sty m:val="p"/>
                 </m:rPr>
                 <m:t>P</m:t>
               </m:r>
-              <m:d>
-                <m:dPr>
-                  <m:begChr m:val="("/>
-                  <m:sepChr m:val=""/>
-                  <m:endChr m:val=")"/>
-                  <m:grow/>
-                </m:dPr>
-                <m:e>
-                  <m:r>
-                    <m:t>X</m:t>
-                  </m:r>
-                  <m:r>
-                    <m:rPr>
-                      <m:sty m:val="p"/>
-                    </m:rPr>
-                    <m:t>=</m:t>
-                  </m:r>
-                  <m:r>
-                    <m:t>x</m:t>
-                  </m:r>
-                </m:e>
-              </m:d>
+              <m:r>
+                <m:rPr>
+                  <m:sty m:val="p"/>
+                </m:rPr>
+                <m:t>(</m:t>
+              </m:r>
+              <m:r>
+                <m:t>X</m:t>
+              </m:r>
+              <m:r>
+                <m:rPr>
+                  <m:sty m:val="p"/>
+                </m:rPr>
+                <m:t>=</m:t>
+              </m:r>
+              <m:r>
+                <m:t>x</m:t>
+              </m:r>
+              <m:r>
+                <m:rPr>
+                  <m:sty m:val="p"/>
+                </m:rPr>
+                <m:t>)</m:t>
+              </m:r>
             </m:oMath>
           </w:p>
         </w:tc>
@@ -2828,33 +2870,35 @@
             <m:oMath>
               <m:r>
                 <m:rPr>
-                  <m:sty m:val="p"/>
                   <m:scr m:val="double-struck"/>
+                  <m:sty m:val="p"/>
                 </m:rPr>
                 <m:t>P</m:t>
               </m:r>
-              <m:d>
-                <m:dPr>
-                  <m:begChr m:val="("/>
-                  <m:sepChr m:val=""/>
-                  <m:endChr m:val=")"/>
-                  <m:grow/>
-                </m:dPr>
-                <m:e>
-                  <m:r>
-                    <m:t>X</m:t>
-                  </m:r>
-                  <m:r>
-                    <m:rPr>
-                      <m:sty m:val="p"/>
-                    </m:rPr>
-                    <m:t>≤</m:t>
-                  </m:r>
-                  <m:r>
-                    <m:t>x</m:t>
-                  </m:r>
-                </m:e>
-              </m:d>
+              <m:r>
+                <m:rPr>
+                  <m:sty m:val="p"/>
+                </m:rPr>
+                <m:t>(</m:t>
+              </m:r>
+              <m:r>
+                <m:t>X</m:t>
+              </m:r>
+              <m:r>
+                <m:rPr>
+                  <m:sty m:val="p"/>
+                </m:rPr>
+                <m:t>≤</m:t>
+              </m:r>
+              <m:r>
+                <m:t>x</m:t>
+              </m:r>
+              <m:r>
+                <m:rPr>
+                  <m:sty m:val="p"/>
+                </m:rPr>
+                <m:t>)</m:t>
+              </m:r>
             </m:oMath>
           </w:p>
         </w:tc>
@@ -2915,33 +2959,35 @@
             <m:oMath>
               <m:r>
                 <m:rPr>
-                  <m:sty m:val="p"/>
                   <m:scr m:val="double-struck"/>
+                  <m:sty m:val="p"/>
                 </m:rPr>
                 <m:t>P</m:t>
               </m:r>
-              <m:d>
-                <m:dPr>
-                  <m:begChr m:val="("/>
-                  <m:sepChr m:val=""/>
-                  <m:endChr m:val=")"/>
-                  <m:grow/>
-                </m:dPr>
-                <m:e>
-                  <m:r>
-                    <m:t>X</m:t>
-                  </m:r>
-                  <m:r>
-                    <m:rPr>
-                      <m:sty m:val="p"/>
-                    </m:rPr>
-                    <m:t>≥</m:t>
-                  </m:r>
-                  <m:r>
-                    <m:t>x</m:t>
-                  </m:r>
-                </m:e>
-              </m:d>
+              <m:r>
+                <m:rPr>
+                  <m:sty m:val="p"/>
+                </m:rPr>
+                <m:t>(</m:t>
+              </m:r>
+              <m:r>
+                <m:t>X</m:t>
+              </m:r>
+              <m:r>
+                <m:rPr>
+                  <m:sty m:val="p"/>
+                </m:rPr>
+                <m:t>≥</m:t>
+              </m:r>
+              <m:r>
+                <m:t>x</m:t>
+              </m:r>
+              <m:r>
+                <m:rPr>
+                  <m:sty m:val="p"/>
+                </m:rPr>
+                <m:t>)</m:t>
+              </m:r>
             </m:oMath>
           </w:p>
         </w:tc>
@@ -2984,8 +3030,8 @@
         </w:tc>
       </w:tr>
     </w:tbl>
-    <w:bookmarkEnd w:id="27"/>
-    <w:bookmarkStart w:id="31" w:name="hypothesis-testing"/>
+    <w:bookmarkEnd w:id="16"/>
+    <w:bookmarkStart w:id="20" w:name="hypothesis-testing"/>
     <w:p>
       <w:pPr>
         <w:pStyle w:val="Heading1"/>
@@ -3309,18 +3355,18 @@
                 <wp:inline>
                   <wp:extent cx="152400" cy="152400"/>
                   <wp:effectExtent b="0" l="0" r="0" t="0"/>
-                  <wp:docPr descr="" title="" id="29" name="Picture"/>
+                  <wp:docPr descr="" title="" id="18" name="Picture"/>
                   <a:graphic>
                     <a:graphicData uri="http://schemas.openxmlformats.org/drawingml/2006/picture">
                       <pic:pic>
                         <pic:nvPicPr>
-                          <pic:cNvPr descr="/Applications/quarto/share/formats/docx/tip.png" id="30" name="Picture"/>
+                          <pic:cNvPr descr="/Applications/quarto/share/formats/docx/tip.png" id="19" name="Picture"/>
                           <pic:cNvPicPr>
                             <a:picLocks noChangeArrowheads="1" noChangeAspect="1"/>
                           </pic:cNvPicPr>
                         </pic:nvPicPr>
                         <pic:blipFill>
-                          <a:blip r:embed="rId28"/>
+                          <a:blip r:embed="rId17"/>
                           <a:stretch>
                             <a:fillRect/>
                           </a:stretch>
@@ -3401,28 +3447,30 @@
               <m:r>
                 <m:t>n</m:t>
               </m:r>
-              <m:d>
-                <m:dPr>
-                  <m:begChr m:val="("/>
-                  <m:sepChr m:val=""/>
-                  <m:endChr m:val=")"/>
-                  <m:grow/>
-                </m:dPr>
-                <m:e>
-                  <m:r>
-                    <m:t>n</m:t>
-                  </m:r>
-                  <m:r>
-                    <m:rPr>
-                      <m:sty m:val="p"/>
-                    </m:rPr>
-                    <m:t>,</m:t>
-                  </m:r>
-                  <m:r>
-                    <m:t>p</m:t>
-                  </m:r>
-                </m:e>
-              </m:d>
+              <m:r>
+                <m:rPr>
+                  <m:sty m:val="p"/>
+                </m:rPr>
+                <m:t>(</m:t>
+              </m:r>
+              <m:r>
+                <m:t>n</m:t>
+              </m:r>
+              <m:r>
+                <m:rPr>
+                  <m:sty m:val="p"/>
+                </m:rPr>
+                <m:t>,</m:t>
+              </m:r>
+              <m:r>
+                <m:t>p</m:t>
+              </m:r>
+              <m:r>
+                <m:rPr>
+                  <m:sty m:val="p"/>
+                </m:rPr>
+                <m:t>)</m:t>
+              </m:r>
             </m:oMath>
             <w:r>
               <w:t xml:space="preserve"> </w:t>
@@ -3436,33 +3484,35 @@
             <m:oMath>
               <m:r>
                 <m:rPr>
-                  <m:sty m:val="p"/>
                   <m:scr m:val="double-struck"/>
+                  <m:sty m:val="p"/>
                 </m:rPr>
                 <m:t>P</m:t>
               </m:r>
-              <m:d>
-                <m:dPr>
-                  <m:begChr m:val="("/>
-                  <m:sepChr m:val=""/>
-                  <m:endChr m:val=")"/>
-                  <m:grow/>
-                </m:dPr>
-                <m:e>
-                  <m:r>
-                    <m:t>X</m:t>
-                  </m:r>
-                  <m:r>
-                    <m:rPr>
-                      <m:sty m:val="p"/>
-                    </m:rPr>
-                    <m:t>=</m:t>
-                  </m:r>
-                  <m:r>
-                    <m:t>x</m:t>
-                  </m:r>
-                </m:e>
-              </m:d>
+              <m:r>
+                <m:rPr>
+                  <m:sty m:val="p"/>
+                </m:rPr>
+                <m:t>(</m:t>
+              </m:r>
+              <m:r>
+                <m:t>X</m:t>
+              </m:r>
+              <m:r>
+                <m:rPr>
+                  <m:sty m:val="p"/>
+                </m:rPr>
+                <m:t>=</m:t>
+              </m:r>
+              <m:r>
+                <m:t>x</m:t>
+              </m:r>
+              <m:r>
+                <m:rPr>
+                  <m:sty m:val="p"/>
+                </m:rPr>
+                <m:t>)</m:t>
+              </m:r>
             </m:oMath>
             <w:r>
               <w:t xml:space="preserve">.</w:t>
@@ -3472,8 +3522,8 @@
         </w:tc>
       </w:tr>
     </w:tbl>
-    <w:bookmarkEnd w:id="31"/>
-    <w:bookmarkStart w:id="32" w:name="distributions"/>
+    <w:bookmarkEnd w:id="20"/>
+    <w:bookmarkStart w:id="21" w:name="distributions"/>
     <w:p>
       <w:pPr>
         <w:pStyle w:val="Heading1"/>
@@ -3679,19 +3729,21 @@
                   </m:r>
                 </m:sub>
               </m:sSub>
-              <m:d>
-                <m:dPr>
-                  <m:begChr m:val="("/>
-                  <m:sepChr m:val=""/>
-                  <m:endChr m:val=")"/>
-                  <m:grow/>
-                </m:dPr>
-                <m:e>
-                  <m:r>
-                    <m:t>x</m:t>
-                  </m:r>
-                </m:e>
-              </m:d>
+              <m:r>
+                <m:rPr>
+                  <m:sty m:val="p"/>
+                </m:rPr>
+                <m:t>(</m:t>
+              </m:r>
+              <m:r>
+                <m:t>x</m:t>
+              </m:r>
+              <m:r>
+                <m:rPr>
+                  <m:sty m:val="p"/>
+                </m:rPr>
+                <m:t>)</m:t>
+              </m:r>
               <m:r>
                 <m:rPr>
                   <m:sty m:val="p"/>
@@ -3700,42 +3752,44 @@
               </m:r>
               <m:r>
                 <m:rPr>
-                  <m:sty m:val="p"/>
                   <m:scr m:val="double-struck"/>
+                  <m:sty m:val="p"/>
                 </m:rPr>
                 <m:t>P</m:t>
               </m:r>
-              <m:d>
-                <m:dPr>
-                  <m:begChr m:val="("/>
-                  <m:sepChr m:val=""/>
-                  <m:endChr m:val=")"/>
-                  <m:grow/>
-                </m:dPr>
-                <m:e>
-                  <m:r>
-                    <m:t>a</m:t>
-                  </m:r>
-                  <m:r>
-                    <m:rPr>
-                      <m:sty m:val="p"/>
-                    </m:rPr>
-                    <m:t>≤</m:t>
-                  </m:r>
-                  <m:r>
-                    <m:t>x</m:t>
-                  </m:r>
-                  <m:r>
-                    <m:rPr>
-                      <m:sty m:val="p"/>
-                    </m:rPr>
-                    <m:t>≤</m:t>
-                  </m:r>
-                  <m:r>
-                    <m:t>b</m:t>
-                  </m:r>
-                </m:e>
-              </m:d>
+              <m:r>
+                <m:rPr>
+                  <m:sty m:val="p"/>
+                </m:rPr>
+                <m:t>(</m:t>
+              </m:r>
+              <m:r>
+                <m:t>a</m:t>
+              </m:r>
+              <m:r>
+                <m:rPr>
+                  <m:sty m:val="p"/>
+                </m:rPr>
+                <m:t>≤</m:t>
+              </m:r>
+              <m:r>
+                <m:t>x</m:t>
+              </m:r>
+              <m:r>
+                <m:rPr>
+                  <m:sty m:val="p"/>
+                </m:rPr>
+                <m:t>≤</m:t>
+              </m:r>
+              <m:r>
+                <m:t>b</m:t>
+              </m:r>
+              <m:r>
+                <m:rPr>
+                  <m:sty m:val="p"/>
+                </m:rPr>
+                <m:t>)</m:t>
+              </m:r>
               <m:r>
                 <m:rPr>
                   <m:sty m:val="p"/>
@@ -3760,41 +3814,45 @@
                   </m:r>
                 </m:den>
               </m:f>
-              <m:d>
-                <m:dPr>
-                  <m:begChr m:val="("/>
-                  <m:sepChr m:val=""/>
-                  <m:endChr m:val=")"/>
-                  <m:grow/>
-                </m:dPr>
+              <m:r>
+                <m:rPr>
+                  <m:sty m:val="p"/>
+                </m:rPr>
+                <m:t>(</m:t>
+              </m:r>
+              <m:sSub>
                 <m:e>
-                  <m:sSub>
-                    <m:e>
-                      <m:r>
-                        <m:t>F</m:t>
-                      </m:r>
-                    </m:e>
-                    <m:sub>
-                      <m:r>
-                        <m:t>X</m:t>
-                      </m:r>
-                    </m:sub>
-                  </m:sSub>
-                  <m:d>
-                    <m:dPr>
-                      <m:begChr m:val="("/>
-                      <m:sepChr m:val=""/>
-                      <m:endChr m:val=")"/>
-                      <m:grow/>
-                    </m:dPr>
-                    <m:e>
-                      <m:r>
-                        <m:t>x</m:t>
-                      </m:r>
-                    </m:e>
-                  </m:d>
+                  <m:r>
+                    <m:t>F</m:t>
+                  </m:r>
                 </m:e>
-              </m:d>
+                <m:sub>
+                  <m:r>
+                    <m:t>X</m:t>
+                  </m:r>
+                </m:sub>
+              </m:sSub>
+              <m:r>
+                <m:rPr>
+                  <m:sty m:val="p"/>
+                </m:rPr>
+                <m:t>(</m:t>
+              </m:r>
+              <m:r>
+                <m:t>x</m:t>
+              </m:r>
+              <m:r>
+                <m:rPr>
+                  <m:sty m:val="p"/>
+                </m:rPr>
+                <m:t>)</m:t>
+              </m:r>
+              <m:r>
+                <m:rPr>
+                  <m:sty m:val="p"/>
+                </m:rPr>
+                <m:t>)</m:t>
+              </m:r>
             </m:oMath>
           </w:p>
         </w:tc>
@@ -3864,19 +3922,21 @@
                   </m:r>
                 </m:sub>
               </m:sSub>
-              <m:d>
-                <m:dPr>
-                  <m:begChr m:val="("/>
-                  <m:sepChr m:val=""/>
-                  <m:endChr m:val=")"/>
-                  <m:grow/>
-                </m:dPr>
-                <m:e>
-                  <m:r>
-                    <m:t>x</m:t>
-                  </m:r>
-                </m:e>
-              </m:d>
+              <m:r>
+                <m:rPr>
+                  <m:sty m:val="p"/>
+                </m:rPr>
+                <m:t>(</m:t>
+              </m:r>
+              <m:r>
+                <m:t>x</m:t>
+              </m:r>
+              <m:r>
+                <m:rPr>
+                  <m:sty m:val="p"/>
+                </m:rPr>
+                <m:t>)</m:t>
+              </m:r>
               <m:r>
                 <m:rPr>
                   <m:sty m:val="p"/>
@@ -3885,33 +3945,35 @@
               </m:r>
               <m:r>
                 <m:rPr>
-                  <m:sty m:val="p"/>
                   <m:scr m:val="double-struck"/>
+                  <m:sty m:val="p"/>
                 </m:rPr>
                 <m:t>P</m:t>
               </m:r>
-              <m:d>
-                <m:dPr>
-                  <m:begChr m:val="("/>
-                  <m:sepChr m:val=""/>
-                  <m:endChr m:val=")"/>
-                  <m:grow/>
-                </m:dPr>
-                <m:e>
-                  <m:r>
-                    <m:t>X</m:t>
-                  </m:r>
-                  <m:r>
-                    <m:rPr>
-                      <m:sty m:val="p"/>
-                    </m:rPr>
-                    <m:t>=</m:t>
-                  </m:r>
-                  <m:r>
-                    <m:t>x</m:t>
-                  </m:r>
-                </m:e>
-              </m:d>
+              <m:r>
+                <m:rPr>
+                  <m:sty m:val="p"/>
+                </m:rPr>
+                <m:t>(</m:t>
+              </m:r>
+              <m:r>
+                <m:t>X</m:t>
+              </m:r>
+              <m:r>
+                <m:rPr>
+                  <m:sty m:val="p"/>
+                </m:rPr>
+                <m:t>=</m:t>
+              </m:r>
+              <m:r>
+                <m:t>x</m:t>
+              </m:r>
+              <m:r>
+                <m:rPr>
+                  <m:sty m:val="p"/>
+                </m:rPr>
+                <m:t>)</m:t>
+              </m:r>
             </m:oMath>
           </w:p>
         </w:tc>
@@ -3981,19 +4043,21 @@
                   </m:r>
                 </m:sub>
               </m:sSub>
-              <m:d>
-                <m:dPr>
-                  <m:begChr m:val="("/>
-                  <m:sepChr m:val=""/>
-                  <m:endChr m:val=")"/>
-                  <m:grow/>
-                </m:dPr>
-                <m:e>
-                  <m:r>
-                    <m:t>x</m:t>
-                  </m:r>
-                </m:e>
-              </m:d>
+              <m:r>
+                <m:rPr>
+                  <m:sty m:val="p"/>
+                </m:rPr>
+                <m:t>(</m:t>
+              </m:r>
+              <m:r>
+                <m:t>x</m:t>
+              </m:r>
+              <m:r>
+                <m:rPr>
+                  <m:sty m:val="p"/>
+                </m:rPr>
+                <m:t>)</m:t>
+              </m:r>
               <m:r>
                 <m:rPr>
                   <m:sty m:val="p"/>
@@ -4002,33 +4066,35 @@
               </m:r>
               <m:r>
                 <m:rPr>
-                  <m:sty m:val="p"/>
                   <m:scr m:val="double-struck"/>
+                  <m:sty m:val="p"/>
                 </m:rPr>
                 <m:t>P</m:t>
               </m:r>
-              <m:d>
-                <m:dPr>
-                  <m:begChr m:val="("/>
-                  <m:sepChr m:val=""/>
-                  <m:endChr m:val=")"/>
-                  <m:grow/>
-                </m:dPr>
-                <m:e>
-                  <m:r>
-                    <m:t>X</m:t>
-                  </m:r>
-                  <m:r>
-                    <m:rPr>
-                      <m:sty m:val="p"/>
-                    </m:rPr>
-                    <m:t>≤</m:t>
-                  </m:r>
-                  <m:r>
-                    <m:t>x</m:t>
-                  </m:r>
-                </m:e>
-              </m:d>
+              <m:r>
+                <m:rPr>
+                  <m:sty m:val="p"/>
+                </m:rPr>
+                <m:t>(</m:t>
+              </m:r>
+              <m:r>
+                <m:t>X</m:t>
+              </m:r>
+              <m:r>
+                <m:rPr>
+                  <m:sty m:val="p"/>
+                </m:rPr>
+                <m:t>≤</m:t>
+              </m:r>
+              <m:r>
+                <m:t>x</m:t>
+              </m:r>
+              <m:r>
+                <m:rPr>
+                  <m:sty m:val="p"/>
+                </m:rPr>
+                <m:t>)</m:t>
+              </m:r>
             </m:oMath>
           </w:p>
         </w:tc>
@@ -4102,54 +4168,58 @@
                   </m:r>
                 </m:sub>
               </m:sSub>
-              <m:d>
-                <m:dPr>
-                  <m:begChr m:val="("/>
-                  <m:sepChr m:val=""/>
-                  <m:endChr m:val=")"/>
-                  <m:grow/>
-                </m:dPr>
+              <m:r>
+                <m:rPr>
+                  <m:sty m:val="p"/>
+                </m:rPr>
+                <m:t>(</m:t>
+              </m:r>
+              <m:r>
+                <m:t>s</m:t>
+              </m:r>
+              <m:r>
+                <m:rPr>
+                  <m:sty m:val="p"/>
+                </m:rPr>
+                <m:t>)</m:t>
+              </m:r>
+              <m:r>
+                <m:rPr>
+                  <m:sty m:val="p"/>
+                </m:rPr>
+                <m:t>=</m:t>
+              </m:r>
+              <m:r>
+                <m:rPr>
+                  <m:scr m:val="double-struck"/>
+                  <m:sty m:val="p"/>
+                </m:rPr>
+                <m:t>E</m:t>
+              </m:r>
+              <m:r>
+                <m:rPr>
+                  <m:sty m:val="p"/>
+                </m:rPr>
+                <m:t>(</m:t>
+              </m:r>
+              <m:sSup>
                 <m:e>
                   <m:r>
                     <m:t>s</m:t>
                   </m:r>
                 </m:e>
-              </m:d>
-              <m:r>
-                <m:rPr>
-                  <m:sty m:val="p"/>
-                </m:rPr>
-                <m:t>=</m:t>
-              </m:r>
-              <m:r>
-                <m:rPr>
-                  <m:sty m:val="p"/>
-                  <m:scr m:val="double-struck"/>
-                </m:rPr>
-                <m:t>E</m:t>
-              </m:r>
-              <m:d>
-                <m:dPr>
-                  <m:begChr m:val="("/>
-                  <m:sepChr m:val=""/>
-                  <m:endChr m:val=")"/>
-                  <m:grow/>
-                </m:dPr>
-                <m:e>
-                  <m:sSup>
-                    <m:e>
-                      <m:r>
-                        <m:t>s</m:t>
-                      </m:r>
-                    </m:e>
-                    <m:sup>
-                      <m:r>
-                        <m:t>X</m:t>
-                      </m:r>
-                    </m:sup>
-                  </m:sSup>
-                </m:e>
-              </m:d>
+                <m:sup>
+                  <m:r>
+                    <m:t>X</m:t>
+                  </m:r>
+                </m:sup>
+              </m:sSup>
+              <m:r>
+                <m:rPr>
+                  <m:sty m:val="p"/>
+                </m:rPr>
+                <m:t>)</m:t>
+              </m:r>
             </m:oMath>
           </w:p>
         </w:tc>
@@ -4265,57 +4335,61 @@
                   </m:r>
                 </m:sub>
               </m:sSub>
-              <m:d>
-                <m:dPr>
-                  <m:begChr m:val="("/>
-                  <m:sepChr m:val=""/>
-                  <m:endChr m:val=")"/>
-                  <m:grow/>
-                </m:dPr>
+              <m:r>
+                <m:rPr>
+                  <m:sty m:val="p"/>
+                </m:rPr>
+                <m:t>(</m:t>
+              </m:r>
+              <m:r>
+                <m:t>t</m:t>
+              </m:r>
+              <m:r>
+                <m:rPr>
+                  <m:sty m:val="p"/>
+                </m:rPr>
+                <m:t>)</m:t>
+              </m:r>
+              <m:r>
+                <m:rPr>
+                  <m:sty m:val="p"/>
+                </m:rPr>
+                <m:t>=</m:t>
+              </m:r>
+              <m:r>
+                <m:rPr>
+                  <m:scr m:val="double-struck"/>
+                  <m:sty m:val="p"/>
+                </m:rPr>
+                <m:t>E</m:t>
+              </m:r>
+              <m:r>
+                <m:rPr>
+                  <m:sty m:val="p"/>
+                </m:rPr>
+                <m:t>(</m:t>
+              </m:r>
+              <m:sSup>
                 <m:e>
                   <m:r>
+                    <m:t>e</m:t>
+                  </m:r>
+                </m:e>
+                <m:sup>
+                  <m:r>
                     <m:t>t</m:t>
                   </m:r>
-                </m:e>
-              </m:d>
-              <m:r>
-                <m:rPr>
-                  <m:sty m:val="p"/>
-                </m:rPr>
-                <m:t>=</m:t>
-              </m:r>
-              <m:r>
-                <m:rPr>
-                  <m:sty m:val="p"/>
-                  <m:scr m:val="double-struck"/>
-                </m:rPr>
-                <m:t>E</m:t>
-              </m:r>
-              <m:d>
-                <m:dPr>
-                  <m:begChr m:val="("/>
-                  <m:sepChr m:val=""/>
-                  <m:endChr m:val=")"/>
-                  <m:grow/>
-                </m:dPr>
-                <m:e>
-                  <m:sSup>
-                    <m:e>
-                      <m:r>
-                        <m:t>e</m:t>
-                      </m:r>
-                    </m:e>
-                    <m:sup>
-                      <m:r>
-                        <m:t>t</m:t>
-                      </m:r>
-                      <m:r>
-                        <m:t>X</m:t>
-                      </m:r>
-                    </m:sup>
-                  </m:sSup>
-                </m:e>
-              </m:d>
+                  <m:r>
+                    <m:t>X</m:t>
+                  </m:r>
+                </m:sup>
+              </m:sSup>
+              <m:r>
+                <m:rPr>
+                  <m:sty m:val="p"/>
+                </m:rPr>
+                <m:t>)</m:t>
+              </m:r>
             </m:oMath>
           </w:p>
         </w:tc>
@@ -4353,8 +4427,8 @@
         </w:tc>
       </w:tr>
     </w:tbl>
-    <w:bookmarkEnd w:id="32"/>
-    <w:bookmarkStart w:id="33" w:name="set-notation"/>
+    <w:bookmarkEnd w:id="21"/>
+    <w:bookmarkStart w:id="22" w:name="set-notation"/>
     <w:p>
       <w:pPr>
         <w:pStyle w:val="Heading1"/>
@@ -4984,8 +5058,8 @@
         </w:tc>
       </w:tr>
     </w:tbl>
-    <w:bookmarkEnd w:id="33"/>
-    <w:bookmarkStart w:id="40" w:name="further-reading"/>
+    <w:bookmarkEnd w:id="22"/>
+    <w:bookmarkStart w:id="29" w:name="further-reading"/>
     <w:p>
       <w:pPr>
         <w:pStyle w:val="Heading1"/>
@@ -5004,7 +5078,7 @@
       <w:r>
         <w:t xml:space="preserve"> </w:t>
       </w:r>
-      <w:hyperlink r:id="rId34">
+      <w:hyperlink r:id="rId23">
         <w:r>
           <w:rPr>
             <w:rStyle w:val="Hyperlink"/>
@@ -5026,7 +5100,7 @@
       <w:r>
         <w:t xml:space="preserve"> </w:t>
       </w:r>
-      <w:hyperlink r:id="rId35">
+      <w:hyperlink r:id="rId24">
         <w:r>
           <w:rPr>
             <w:rStyle w:val="Hyperlink"/>
@@ -5048,7 +5122,7 @@
       <w:r>
         <w:t xml:space="preserve"> </w:t>
       </w:r>
-      <w:hyperlink r:id="rId36">
+      <w:hyperlink r:id="rId25">
         <w:r>
           <w:rPr>
             <w:rStyle w:val="Hyperlink"/>
@@ -5070,7 +5144,7 @@
       <w:r>
         <w:t xml:space="preserve"> </w:t>
       </w:r>
-      <w:hyperlink r:id="rId37">
+      <w:hyperlink r:id="rId26">
         <w:r>
           <w:rPr>
             <w:rStyle w:val="Hyperlink"/>
@@ -5079,7 +5153,7 @@
         </w:r>
       </w:hyperlink>
     </w:p>
-    <w:bookmarkStart w:id="39" w:name="version-history"/>
+    <w:bookmarkStart w:id="28" w:name="version-history"/>
     <w:p>
       <w:pPr>
         <w:pStyle w:val="Heading2"/>
@@ -5100,7 +5174,7 @@
       <w:pPr>
         <w:pStyle w:val="BodyText"/>
       </w:pPr>
-      <w:hyperlink r:id="rId38">
+      <w:hyperlink r:id="rId27">
         <w:r>
           <w:rPr>
             <w:rStyle w:val="Hyperlink"/>
@@ -5109,8 +5183,8 @@
         </w:r>
       </w:hyperlink>
     </w:p>
-    <w:bookmarkEnd w:id="39"/>
-    <w:bookmarkEnd w:id="40"/>
+    <w:bookmarkEnd w:id="28"/>
+    <w:bookmarkEnd w:id="29"/>
     <w:sectPr>
       <w:pgSz w:h="15840" w:w="12240"/>
       <w:pgMar w:bottom="1440" w:footer="720" w:gutter="0" w:header="720" w:left="1440" w:right="1440" w:top="1440"/>
